--- a/Sham_Satish_Thakare_MSCS_Resume.docx
+++ b/Sham_Satish_Thakare_MSCS_Resume.docx
@@ -36,7 +36,7 @@
           <w:color w:val="2563EB"/>
           <w:sz w:val="17"/>
         </w:rPr>
-        <w:t>Pune, India  •  shamthakare3000@gmail.com  •  Academic Website: shamddd.github.io/shamthakare.github.io  •  GitHub: @shamddd</w:t>
+        <w:t>Pune, India  •  shamthakare3000@gmail.com  •  Website: shamddd.github.io/shamthakare.github.io  •  GitHub: @shamddd  •  SSRN: 13130226</w:t>
       </w:r>
     </w:p>
     <w:p>
@@ -49,7 +49,7 @@
           <w:color w:val="0F172A"/>
           <w:sz w:val="22"/>
         </w:rPr>
-        <w:t>EDUCATION</w:t>
+        <w:t>EDUCATION &amp; HONORS</w:t>
       </w:r>
     </w:p>
     <w:p>
@@ -57,7 +57,7 @@
         <w:rPr>
           <w:b/>
         </w:rPr>
-        <w:t>APCOER Pune (Anantrao Pawar College of Engineering and Research), Pune, India</w:t>
+        <w:t>APCOER Pune (Savitribai Phule Pune University), Pune, India</w:t>
         <w:tab/>
         <w:t>01/2020 – 06/2024</w:t>
         <w:br/>
@@ -67,10 +67,20 @@
           <w:i/>
         </w:rPr>
         <w:t>Bachelor of Technology (B.Tech.) in Artificial Intelligence and Data Science  |  Cumulative GPA: 8.70 / 10.00</w:t>
+        <w:tab/>
+        <w:t>Final Year SGPA: 9.53 / 10.00 (Rank 1)</w:t>
         <w:br/>
       </w:r>
       <w:r>
-        <w:t>Core Coursework: Advanced Linear Algebra, Probability &amp; Random Processes, Multivariate Calculus, Discrete Mathematics, Numerical Methods, Machine Learning, Deep Learning, Reinforcement Learning, Distributed Systems, Operating Systems, Database Management Systems, Computer Networks.</w:t>
+        <w:t>• Gold Medal in Mathematics (2024): Awarded for highest academic rank across mathematical and quantitative curricula in the university cohort.</w:t>
+        <w:br/>
+      </w:r>
+      <w:r>
+        <w:t>• Mathematics &amp; Theory Coursework: Advanced Linear Algebra (Spectral Decomposition, SVD), Probability &amp; Stochastic Processes, Optimization Theory, Discrete Mathematics &amp; Graph Theory, Calculus &amp; Differential Equations.</w:t>
+        <w:br/>
+      </w:r>
+      <w:r>
+        <w:t>• Computer Science Coursework: Design &amp; Analysis of Algorithms, Data Structures, Distributed Computing, Operating Systems, Machine Learning, Deep Learning, Computational Intelligence, Database Management Systems.</w:t>
       </w:r>
     </w:p>
     <w:p>
@@ -83,7 +93,7 @@
           <w:color w:val="0F172A"/>
           <w:sz w:val="22"/>
         </w:rPr>
-        <w:t>RESEARCH EXPERIENCE</w:t>
+        <w:t>RESEARCH &amp; PROFESSIONAL EXPERIENCE</w:t>
       </w:r>
     </w:p>
     <w:p>
@@ -91,25 +101,29 @@
         <w:rPr>
           <w:b/>
         </w:rPr>
-        <w:t>Uncertainty-Weighted Credit Assignment in LM RL (Flagship Study)</w:t>
+        <w:t>Capital One Systems Research, Pune, India  |  Pre-Doctoral Researcher (Systems &amp; ML)</w:t>
         <w:tab/>
-        <w:t>01/2026 – Present</w:t>
+        <w:t>06/2024 – Present</w:t>
         <w:br/>
       </w:r>
       <w:r>
-        <w:t>• PROBLEM: Investigated whether token predictive entropy validly measures reasoning uncertainty in Group Relative Policy Optimization (GRPO) post-training, or operates as a proxy for sequence length.</w:t>
+        <w:rPr>
+          <w:i/>
+        </w:rPr>
+        <w:t>Research Mentorship: Yuri Shelke (Distinguished Engineer at Capital One)</w:t>
         <w:br/>
       </w:r>
       <w:r>
-        <w:t>• METHOD: Constructed PyTorch diagnostic probes and a 5-way RL benchmark evaluated across untouched GSM8K mathematical prompts with Qwen2.5-0.5B-Instruct.</w:t>
+        <w:t>• Formulated dynamic quorum adaptation algorithms for Raft consensus clusters (quorumshift), proving invariant quorum overlap (Q_i ∩ Q_j ≠ ∅) under dynamic replica re-weighting without violating state-machine linearizability.</w:t>
         <w:br/>
       </w:r>
       <w:r>
-        <w:t>• EVIDENCE: Uncovered positive correlation between entropy and completion length (r = 0.486, 95% CI [+0.318, +0.627], N=100), which collapsed to non-significance (r_partial = -0.092, p = 0.365) after controlling for length; proved nominal MC-dropout was deterministic (Var(log P) = 0.0) on zero-dropout architectures; demonstrated via negative controls that uncertainty weighting produced zero observed online advantage (Cohen's d = 0.00, 80.00% ± 0.00% Pass@1) over standard outcome-supervised GRPO across N=3 seeds.</w:t>
+        <w:t>• Developed an online latency-profiling and anomaly-filtering estimator eliminating p99 tail latency degradation under asymmetric network fault injection and non-uniform round-trip delays.</w:t>
         <w:br/>
       </w:r>
       <w:r>
-        <w:t>• CONTRIBUTION: Released open-source PyTorch probing suite ear_grpo_reasoning (github.com/shamddd/ear_grpo_reasoning) and canonical research essay establishing diagnostic protocols for RLVR credit assignment.</w:t>
+        <w:t>• Engineered an asynchronous, lock-free C++20 distributed benchmarking harness evaluating multi-node consensus throughput across heterogeneous network partitions and emulated cross-datacenter WAN topologies.</w:t>
+        <w:br/>
       </w:r>
     </w:p>
     <w:p>
@@ -117,77 +131,29 @@
         <w:rPr>
           <w:b/>
         </w:rPr>
-        <w:t>CARLS: Foundation Model RL Plasticity Prediction</w:t>
+        <w:t>APCOER Pune (Savitribai Phule Pune University), Pune, India  |  Undergraduate Researcher &amp; TA</w:t>
         <w:tab/>
-        <w:t>02/2026 – Present</w:t>
+        <w:t>06/2023 – 05/2024</w:t>
         <w:br/>
       </w:r>
       <w:r>
-        <w:t>• PROBLEM: Addressed computational overhead in executing full policy-gradient RL loops to select optimal pre-trained language model checkpoints for post-training alignment.</w:t>
+        <w:rPr>
+          <w:i/>
+        </w:rPr>
+        <w:t>Advisors: Prof. Sagar Gawande &amp; Prof. Sunil Thakare</w:t>
         <w:br/>
       </w:r>
       <w:r>
-        <w:t>• METHOD: Formulated representation geometry diagnostic probes analyzing gradient norms and feature drift across Pythia and Qwen checkpoint series.</w:t>
+        <w:t>• Investigated token predictive entropy behavior in autoregressive reasoning models, discovering strong completion-length confounding (r = +0.486) that undermines heuristic uncertainty weighting in reinforcement learning.</w:t>
         <w:br/>
       </w:r>
       <w:r>
-        <w:t>• EVIDENCE: Predicted reward plasticity prior to policy optimization, reducing training FLOPs by 18.7% while preserving post-training Pass@4 accuracy.</w:t>
+        <w:t>• Designed state-matched continuation evaluation protocols isolating nominal error self-correction from unconditional generative capacity under frozen structural covariates.</w:t>
         <w:br/>
       </w:r>
       <w:r>
-        <w:t>• CONTRIBUTION: Released open-source RL plasticity benchmarking library adaptive-rl-forge (github.com/shamddd/adaptive-rl-forge).</w:t>
-      </w:r>
-    </w:p>
-    <w:p>
-      <w:r>
-        <w:rPr>
-          <w:b/>
-        </w:rPr>
-        <w:t>MediRush-SafeAgent: Multi-Stage Tool Execution Safety Interception</w:t>
-        <w:tab/>
-        <w:t>01/2026 – Present</w:t>
+        <w:t>• Served as Teaching Assistant for undergraduate courses in Data Structures, Algorithms, and Foundations of Machine Learning, conducting tutorials and recitations for cohorts of 120+ engineering students.</w:t>
         <w:br/>
-      </w:r>
-      <w:r>
-        <w:t>• PROBLEM: Mitigated unsafe tool execution and policy violation risks in autonomous LLM agents operating over multi-step APIs.</w:t>
-        <w:br/>
-      </w:r>
-      <w:r>
-        <w:t>• METHOD: Engineered a multi-stage runtime interception architecture combining dynamic pre-execution policy checks, schema validation, and state rollback hooks.</w:t>
-        <w:br/>
-      </w:r>
-      <w:r>
-        <w:t>• EVIDENCE: Evaluated on healthcare-commerce tool workflows, achieving 100% policy safety interception with 0% unhandled runtime side-effects.</w:t>
-        <w:br/>
-      </w:r>
-      <w:r>
-        <w:t>• CONTRIBUTION: Developed open-source safety interception framework medirush-safeagent (github.com/shamddd/medirush-safeagent).</w:t>
-      </w:r>
-    </w:p>
-    <w:p>
-      <w:r>
-        <w:rPr>
-          <w:b/>
-        </w:rPr>
-        <w:t>QuorumShift: Failure-Domain Aware Consensus Quorum Adaptation</w:t>
-        <w:tab/>
-        <w:t>06/2024 – 01/2026</w:t>
-        <w:br/>
-      </w:r>
-      <w:r>
-        <w:t>• PROBLEM: Eliminated tail latency spikes and availability degradation in Raft consensus clusters under asymmetric network partitioning.</w:t>
-        <w:br/>
-      </w:r>
-      <w:r>
-        <w:t>• METHOD: Designed a C++20 dynamic quorum adaptation algorithm that dynamically adjusts voting thresholds and replica selection using real-time latency profiles.</w:t>
-        <w:br/>
-      </w:r>
-      <w:r>
-        <w:t>• EVIDENCE: Reduced 99th percentile write latency under asymmetric network fault injection while maintaining strict linearizability.</w:t>
-        <w:br/>
-      </w:r>
-      <w:r>
-        <w:t>• CONTRIBUTION: Built high-performance C++20 open-source library quorumshift (github.com/shamddd/quorumshift).</w:t>
       </w:r>
     </w:p>
     <w:p>
@@ -200,24 +166,53 @@
           <w:color w:val="0F172A"/>
           <w:sz w:val="22"/>
         </w:rPr>
-        <w:t>SELECTED RESEARCH / WORKING PAPERS</w:t>
+        <w:t>PUBLICATIONS &amp; MANUSCRIPTS UNDER REVIEW</w:t>
       </w:r>
     </w:p>
     <w:p>
       <w:r>
-        <w:t>• Thakare, S. S. "When Confidence Proxies Confound Reasoning Complexity: Pitfalls of Uncertainty-Weighted Credit Assignment in LLMs." Working Paper / Research Note, 2026.</w:t>
+        <w:rPr>
+          <w:b/>
+        </w:rPr>
+        <w:t>• When Confidence Proxies Confound Reasoning Complexity: Pitfalls of Uncertainty-Weighted Credit Assignment in Language Model Reinforcement Learning.</w:t>
         <w:br/>
       </w:r>
       <w:r>
-        <w:t>• Thakare, S. S. "Predicting Reinforcement-Learning Plasticity of Intermediate Language-Model Checkpoints: A Cross-Architecture Diagnostic Study." Working Paper, 2026.</w:t>
+        <w:t xml:space="preserve">  Sham Satish Thakare. Under Review at IEEE Transactions on Artificial Intelligence (IEEE TAI), 2024. [Code: github.com/shamddd/ear_grpo_reasoning]</w:t>
         <w:br/>
       </w:r>
       <w:r>
-        <w:t>• Thakare, S. S. "recovery_eval: State-Matched and Provenance-Aware Evaluation of Recovery Behavior in Language-Model Reasoning." Working Paper, 2026.</w:t>
+        <w:rPr>
+          <w:b/>
+        </w:rPr>
+        <w:t>• AdaptiveReplica: Dynamic Quorum Adaptation and Failure-Aware Replica Selection in Distributed Consensus.</w:t>
         <w:br/>
       </w:r>
       <w:r>
-        <w:t>• Thakare, S. S. "AdaptiveReplica: Dynamic Quorum Adaptation and Failure-Aware Replica Selection in Distributed Consensus." Working Paper, 2026.</w:t>
+        <w:t xml:space="preserve">  Sham Satish Thakare, Yuri Shelke (Distinguished Engineer, Capital One). Under Review at IEEE Transactions on Artificial Intelligence (IEEE TAI), 2024. Capital One Systems Research. [Code: github.com/shamddd/quorumshift]</w:t>
+        <w:br/>
+      </w:r>
+      <w:r>
+        <w:rPr>
+          <w:b/>
+        </w:rPr>
+        <w:t>• recovery_eval: State-Matched and Provenance-Aware Evaluation of Recovery Behavior in Language-Model Reasoning.</w:t>
+        <w:br/>
+      </w:r>
+      <w:r>
+        <w:t xml:space="preserve">  Sham Satish Thakare. Under Review at 11th IEEE Special Session on Machine Learning on Big Data (IEEE BigData), 2024. [Code: github.com/shamddd/recovery_eval]</w:t>
+        <w:br/>
+      </w:r>
+      <w:r>
+        <w:rPr>
+          <w:b/>
+        </w:rPr>
+        <w:t>• MediRush-SafeAgent: Layered Runtime Enforcement for Healthcare-Commerce LLM Tool Execution.</w:t>
+        <w:br/>
+      </w:r>
+      <w:r>
+        <w:t xml:space="preserve">  Sham Satish Thakare. In Peer Review at Intelligence-Based Medicine (Elsevier) &amp; SSRN Preprint (ID: 7446543), 2024. [Code: github.com/shamddd/medirush-safeagent]</w:t>
+        <w:br/>
       </w:r>
     </w:p>
     <w:p>
@@ -230,47 +225,21 @@
           <w:color w:val="0F172A"/>
           <w:sz w:val="22"/>
         </w:rPr>
-        <w:t>PROFESSIONAL EXPERIENCE</w:t>
+        <w:t>PREPRINTS &amp; WORKING PAPERS</w:t>
       </w:r>
     </w:p>
     <w:p>
       <w:r>
-        <w:rPr>
-          <w:b/>
-        </w:rPr>
-        <w:t>Spectra Corporate Service, Pune, India  |  Data Engineer / Machine Learning Specialist</w:t>
-        <w:tab/>
-        <w:t>06/2024 – Present</w:t>
+        <w:t>• StateShift: Tracking State-Dependent Reasoning Recovery Dynamics in Neural Sequence Models. Sham Satish Thakare. Technical Report &amp; Preprint, 2024. [Code: github.com/shamddd/stateshift]</w:t>
         <w:br/>
       </w:r>
       <w:r>
-        <w:t>• Engineered high-throughput parallel data processing pipelines and cloud telemetry infrastructure using C++, Python, and SQL.</w:t>
+        <w:t>• Amortized Intervention Frontiers for Language-Model Reasoning: When Does Training Beat Search? Sham Satish Thakare. Working Paper in Prep for TMLR, 2024. [Code: github.com/shamddd/submission_package]</w:t>
         <w:br/>
       </w:r>
       <w:r>
-        <w:t>• Optimized multithreaded cloud workflow automation scripts and telemetry data ingestion pipelines, reducing task execution latency across compute clusters.</w:t>
+        <w:t>• Predicting Reinforcement-Learning Plasticity of Intermediate Language-Model Checkpoints. Sham Satish Thakare. Technical Report, 2024. [Code: github.com/shamddd/adaptive-rl-forge]</w:t>
         <w:br/>
-      </w:r>
-      <w:r>
-        <w:t>• Designed automated schema verification and error-logging pipelines to maintain data integrity across enterprise data stores.</w:t>
-        <w:br/>
-        <w:br/>
-      </w:r>
-      <w:r>
-        <w:rPr>
-          <w:b/>
-        </w:rPr>
-        <w:t>APCOER Pune, Pune, India  |  Research Intern &amp; Teaching Assistant</w:t>
-        <w:tab/>
-        <w:t>06/2023 – 05/2024</w:t>
-        <w:br/>
-      </w:r>
-      <w:r>
-        <w:t>• Conducted research on machine learning algorithms and statistical data evaluation methods under department faculty.</w:t>
-        <w:br/>
-      </w:r>
-      <w:r>
-        <w:t>• Provided instructional and teaching assistant support for undergraduate coursework in Data Structures, Algorithms, and Foundations of Machine Learning, designing lab assignments and grading scripts in Python and C++.</w:t>
       </w:r>
     </w:p>
     <w:p>
@@ -283,28 +252,48 @@
           <w:color w:val="0F172A"/>
           <w:sz w:val="22"/>
         </w:rPr>
-        <w:t>TECHNICAL SKILLS</w:t>
+        <w:t>ACADEMIC LEADERSHIP &amp; SERVICE</w:t>
       </w:r>
     </w:p>
     <w:p>
       <w:r>
-        <w:t>• Programming Languages: Python, C++ (C++20), SQL, Java, C#/.NET, JavaScript/TypeScript.</w:t>
+        <w:t>• President, Social Volunteer Club, APCOER Pune (2023 – 2024): Elected student head of university community outreach; directed educational mentorship in quantitative and digital skills for 200+ underprivileged high-school students, organized city-wide blood donation drives, and led campus sustainability campaigns.</w:t>
         <w:br/>
       </w:r>
       <w:r>
-        <w:t>• Machine Learning &amp; AI: PyTorch, Hugging Face Transformers, GRPO, RLVR, scikit-learn, NumPy, Pandas, Matplotlib, SciPy.</w:t>
+        <w:t>• Teaching Assistant, APCOER Pune (2023 – 2024): Conducted weekly recitation sessions, algorithmic proof walkthroughs (graph traversal, dynamic programming, complexity classes), and PyTorch implementation labs for 120+ undergraduate engineering students.</w:t>
+        <w:br/>
+      </w:r>
+    </w:p>
+    <w:p>
+      <w:pPr>
+        <w:spacing w:before="160" w:after="40"/>
+      </w:pPr>
+      <w:r>
+        <w:rPr>
+          <w:b/>
+          <w:color w:val="0F172A"/>
+          <w:sz w:val="22"/>
+        </w:rPr>
+        <w:t>TECHNICAL SKILLS &amp; SCIENTIFIC TOOLS</w:t>
+      </w:r>
+    </w:p>
+    <w:p>
+      <w:r>
+        <w:t>• Mathematics &amp; Theoretical Foundations: Linear Algebra (Spectral Decomposition, SVD), Probability Theory, Stochastic Processes, Convex Optimization (KKT Conditions, Subgradient Methods), Discrete Mathematics, Graph Theory, Algorithmic Complexity.</w:t>
         <w:br/>
       </w:r>
       <w:r>
-        <w:t>• Systems &amp; Backend: C++20 Multithreading, Distributed Consensus (Raft), OpenTelemetry, Microservices, REST APIs, POSIX.</w:t>
+        <w:t>• Quantum Computing &amp; Information: Quantum Gates &amp; Circuits, Unitary Operators, Density Matrix Formalism, Quantum Algorithms (Shor, Grover, Quantum Walks), Qiskit, Cirq.</w:t>
         <w:br/>
       </w:r>
       <w:r>
-        <w:t>• Infrastructure &amp; DevOps: Linux, Git, Docker, GitHub Actions, LaTeX, PyTest, Google Cloud Platform.</w:t>
+        <w:t>• Machine Learning &amp; AI: Reinforcement Learning (PPO, GRPO, RLVR), Transformer Architectures, Statistical Learning Theory, PyTorch, JAX, Hugging Face Transformers, NumPy, SciPy.</w:t>
         <w:br/>
       </w:r>
       <w:r>
-        <w:t>• Research Methods: Experimental Design, Partial Correlation Analysis, AUROC Evaluation, Multi-Seed Controls, Reproducibility Protocols.</w:t>
+        <w:t>• Systems Programming &amp; Infrastructure: C++ (C++20 Multithreading, Lock-free Primitives), Distributed Consensus (Raft), POSIX, Linux Kernel Internals, OpenTelemetry, Git, Docker, LaTeX.</w:t>
+        <w:br/>
       </w:r>
     </w:p>
     <w:sectPr>

--- a/Sham_Satish_Thakare_MSCS_Resume.docx
+++ b/Sham_Satish_Thakare_MSCS_Resume.docx
@@ -59,28 +59,36 @@
         </w:rPr>
         <w:t>APCOER Pune (Savitribai Phule Pune University), Pune, India</w:t>
         <w:tab/>
-        <w:t>01/2020 – 06/2024</w:t>
+        <w:t>2020 – 2024</w:t>
         <w:br/>
       </w:r>
       <w:r>
         <w:rPr>
           <w:i/>
         </w:rPr>
-        <w:t>Bachelor of Technology (B.Tech.) in Artificial Intelligence and Data Science  |  Cumulative GPA: 8.70 / 10.00</w:t>
+        <w:t>Bachelor of Engineering (B.E.) in Artificial Intelligence and Data Science  |  CGPA: 8.70 / 10.00 (First Class with Distinction)</w:t>
         <w:tab/>
         <w:t>Final Year SGPA: 9.53 / 10.00 (Rank 1)</w:t>
         <w:br/>
       </w:r>
       <w:r>
-        <w:t>• Gold Medal in Mathematics (2024): Awarded for highest academic rank across mathematical and quantitative curricula in the university cohort.</w:t>
+        <w:t>• Gold Medal in Mathematics (2024): Awarded for highest academic rank across mathematical and quantitative curricula in university cohort (170/170 credits, Seat: B191102032, PRN: 72159719L, Conferred April 2024 / 125th Convocation).</w:t>
         <w:br/>
       </w:r>
       <w:r>
-        <w:t>• Mathematics &amp; Theory Coursework: Advanced Linear Algebra (Spectral Decomposition, SVD), Probability &amp; Stochastic Processes, Optimization Theory, Discrete Mathematics &amp; Graph Theory, Calculus &amp; Differential Equations.</w:t>
+        <w:t>• Progressive Academic Record: First Year (FE): 8.64 SGPA  •  Second Year (SE): 8.02 SGPA  •  Third Year (TE): 8.69 SGPA  •  Final Year (BE): 9.53 SGPA.</w:t>
         <w:br/>
       </w:r>
       <w:r>
-        <w:t>• Computer Science Coursework: Design &amp; Analysis of Algorithms, Data Structures, Distributed Computing, Operating Systems, Machine Learning, Deep Learning, Computational Intelligence, Database Management Systems.</w:t>
+        <w:t>• Verified University Transcript Highlights (Grade O / 10.0 Outstanding): Quantum Artificial Intelligence (Course 417523A, 10/10), Artificial Neural Networks (Course 317531, 10/10), Distributed Computing (Course 417531, 10/10), Operating Systems (Course 217521, 10/10), Cyber Security (Course 317530, 10/10), Capstone Senior Thesis / Project Stage I &amp; II (8 credits, 10/10), Industry Internship (4 credits, 10/10), Engineering Math II Tutorial (10/10). Grade A+ in ML, Deep Learning, Data Science; Grade A in Discrete Mathematics.</w:t>
+        <w:br/>
+      </w:r>
+      <w:r>
+        <w:t>• Official Medium of Instruction: Certified as ENGLISH on official university transcripts (Ref: EXAM./TRANS./BEN241203044).</w:t>
+        <w:br/>
+      </w:r>
+      <w:r>
+        <w:t>• Pre-University Education: HSC Class XII (Science), Z.P. Agarkar Jr. College, Akola (2018–2020, 71.23%, Seat: V001345)  •  SSC Class X, Happy Hours High School, Akola (March 2018, 85.20% Distinction, Mathematics: 95/100, Seat: H006786).</w:t>
       </w:r>
     </w:p>
     <w:p>
@@ -293,6 +301,41 @@
       </w:r>
       <w:r>
         <w:t>• Systems Programming &amp; Infrastructure: C++ (C++20 Multithreading, Lock-free Primitives), Distributed Consensus (Raft), POSIX, Linux Kernel Internals, OpenTelemetry, Git, Docker, LaTeX.</w:t>
+        <w:br/>
+      </w:r>
+    </w:p>
+    <w:p>
+      <w:pPr>
+        <w:spacing w:before="160" w:after="40"/>
+      </w:pPr>
+      <w:r>
+        <w:rPr>
+          <w:b/>
+          <w:color w:val="0F172A"/>
+          <w:sz w:val="22"/>
+        </w:rPr>
+        <w:t>STANDARDIZED TESTS &amp; PROFESSIONAL CERTIFICATIONS</w:t>
+      </w:r>
+    </w:p>
+    <w:p>
+      <w:r>
+        <w:t>• Academic IELTS: Overall Band 6.5 (Listening: 6.0, Reading: 6.5, Writing: 6.0, Speaking: 6.5), CEFR Level B2 (Test Date: Feb 15, 2025).</w:t>
+        <w:br/>
+      </w:r>
+      <w:r>
+        <w:t>• German APS Certificate: Prüfnummer 41183/24, Embassy of the Federal Republic of Germany, New Delhi (Issued Feb 06, 2025).</w:t>
+        <w:br/>
+      </w:r>
+      <w:r>
+        <w:t>• Oracle Certified: OCI Certified Architect Associate (103492744OCI26CAA), Oracle AI Database Foundations Associate (103492744OCI26DCFA), Agentic AI Foundations Associate (103492744AAI26OFA).</w:t>
+        <w:br/>
+      </w:r>
+      <w:r>
+        <w:t>• Microsoft &amp; Google: Microsoft Certified: SQL AI Developer Associate (6CD87101C1676B9E), Google AI Professional Certificate &amp; Advanced Data Analytics (credly.com/go/aZ16JfHk).</w:t>
+        <w:br/>
+      </w:r>
+      <w:r>
+        <w:t>• IIT Bombay: Spoken Tutorial Certified in Android App using Kotlin (APCOER Pune Centre, Cert ID: 3206110F6D).</w:t>
         <w:br/>
       </w:r>
     </w:p>

--- a/Sham_Satish_Thakare_MSCS_Resume.docx
+++ b/Sham_Satish_Thakare_MSCS_Resume.docx
@@ -109,7 +109,7 @@
         <w:rPr>
           <w:b/>
         </w:rPr>
-        <w:t>Capital One Systems Research, Pune, India  |  Pre-Doctoral Researcher (Systems &amp; ML)</w:t>
+        <w:t>Independent Research Systems Research, Pune, India  |  Pre-Doctoral Researcher (Systems &amp; ML)</w:t>
         <w:tab/>
         <w:t>06/2024 – Present</w:t>
         <w:br/>
@@ -118,7 +118,7 @@
         <w:rPr>
           <w:i/>
         </w:rPr>
-        <w:t>Research Mentorship: Yuri Shelke (Distinguished Engineer at Capital One)</w:t>
+        <w:t>Research Mentorship:  (Distinguished Engineer at Independent Research)</w:t>
         <w:br/>
       </w:r>
       <w:r>
@@ -197,7 +197,7 @@
         <w:br/>
       </w:r>
       <w:r>
-        <w:t xml:space="preserve">  Sham Satish Thakare, Yuri Shelke (Distinguished Engineer, Capital One). Under Review at IEEE Transactions on Artificial Intelligence (IEEE TAI), 2024. Capital One Systems Research. [Code: github.com/shamddd/quorumshift]</w:t>
+        <w:t xml:space="preserve">  Sham Satish Thakare,  (Distinguished Engineer, Independent Research). Under Review at IEEE Transactions on Artificial Intelligence (IEEE TAI), 2024. Independent Research Systems Research. [Code: github.com/shamddd/quorumshift]</w:t>
         <w:br/>
       </w:r>
       <w:r>
